--- a/docs/chapter2/submission_package/Chapter2_JEB_Anonymous_Manuscript_V3.docx
+++ b/docs/chapter2/submission_package/Chapter2_JEB_Anonymous_Manuscript_V3.docx
@@ -808,7 +808,7 @@
           <w:color w:val="000000"/>
           <w:sz w:val="24"/>
         </w:rPr>
-        <w:t>The earlier equal-branch topology diagnostic remained positive in 1,000/1,000 topologies (median rho=0.1413; fifth percentile=0.1190), but this result pertains to estimator sign stability in the original JPN_29-containing panel. It cannot override either reconstruction-aware FAIL because every topology reused shared reconstruction geometry without a corresponding topology-specific null.</w:t>
+        <w:t>The earlier equal-branch topology diagnostic remained positive in 1,000/1,000 topologies (median rho=0.1418; fifth percentile=0.1190), but this result pertains to estimator sign stability in the original JPN_29-containing panel. It cannot override either reconstruction-aware FAIL because every topology reused shared reconstruction geometry without a corresponding topology-specific null.</w:t>
       </w:r>
     </w:p>
     <w:p>
